--- a/output/更新软件声明.docx
+++ b/output/更新软件声明.docx
@@ -4,7 +4,7 @@
   <w:body>
     <w:p>
       <w:pPr>
-        <w:pStyle w:val="000002"/>
+        <w:pStyle w:val="000001"/>
         <w:keepNext w:val="1"/>
         <w:keepLines w:val="1"/>
         <w:spacing w:before="100" w:beforeAutospacing="1" w:after="100" w:afterAutospacing="1" w:line="720" w:lineRule="exact"/>
@@ -24,7 +24,7 @@
           <w:color w:val="000000"/>
           <w:sz w:val="44"/>
         </w:rPr>
-        <w:t>更新软件声明</w:t>
+        <w:t>软件声明</w:t>
       </w:r>
     </w:p>
     <w:p>
@@ -334,7 +334,15 @@
           <w:color w:val="000000"/>
           <w:sz w:val="24"/>
         </w:rPr>
-        <w:t>（三）软件的更新、升级与维护由公司统一组织实施；使用者不得擅自修改、反编译、破解或删除本软件及其组件。</w:t>
+        <w:t>（三）软件的更新、升级与维护由公司统一组织实施</w:t>
+      </w:r>
+      <w:r>
+        <w:rPr>
+          <w:rFonts w:hint="eastAsia" w:ascii="SimSun" w:hAnsi="SimSun" w:eastAsia="SimSun" w:cs="SimSun"/>
+          <w:color w:val="000000"/>
+          <w:sz w:val="24"/>
+        </w:rPr>
+        <w:t>。</w:t>
       </w:r>
     </w:p>
     <w:p>
@@ -393,8 +401,13 @@
         <w:t>2026@尊泓（湖北）健康管理有限公司</w:t>
       </w:r>
     </w:p>
-    <w:p/>
-    <w:sectPr/>
+    <w:p>
+      <w:pPr/>
+    </w:p>
+    <w:sectPr>
+      <w:pgSz w:w="11906" w:h="16838"/>
+      <w:pgMar w:top="1440" w:right="1800" w:bottom="1440" w:left="1800" w:header="851" w:footer="992" w:gutter="0"/>
+    </w:sectPr>
   </w:body>
 </w:document>
 </file>
@@ -418,99 +431,99 @@
     </w:pPrDefault>
   </w:docDefaults>
   <w:latentStyles w:defLockedState="0" w:defUIPriority="99" w:defSemiHidden="0" w:defUnhideWhenUsed="0" w:defQFormat="0" w:count="88">
+    <w:lsdException w:name="index 5" w:semiHidden="1" w:unhideWhenUsed="1"/>
+    <w:lsdException w:name="heading 3" w:uiPriority="9" w:semiHidden="1" w:unhideWhenUsed="1" w:qFormat="1"/>
+    <w:lsdException w:name="footer" w:semiHidden="1" w:unhideWhenUsed="1"/>
+    <w:lsdException w:name="annotation text" w:semiHidden="1" w:unhideWhenUsed="1"/>
+    <w:lsdException w:name="List 4" w:semiHidden="1" w:unhideWhenUsed="1"/>
+    <w:lsdException w:name="List Continue 3" w:semiHidden="1" w:unhideWhenUsed="1"/>
+    <w:lsdException w:name="List Bullet 5" w:semiHidden="1" w:unhideWhenUsed="1"/>
+    <w:lsdException w:name="Body Text 3" w:semiHidden="1" w:unhideWhenUsed="1"/>
+    <w:lsdException w:name="table of authorities" w:semiHidden="1" w:unhideWhenUsed="1"/>
+    <w:lsdException w:name="endnote text" w:semiHidden="1" w:unhideWhenUsed="1"/>
+    <w:lsdException w:name="Body Text First Indent 2" w:semiHidden="1" w:unhideWhenUsed="1"/>
+    <w:lsdException w:name="List Continue" w:semiHidden="1" w:unhideWhenUsed="1"/>
+    <w:lsdException w:name="Date" w:semiHidden="1" w:unhideWhenUsed="1"/>
+    <w:lsdException w:name="footnote reference" w:semiHidden="1" w:unhideWhenUsed="1"/>
+    <w:lsdException w:name="header" w:semiHidden="1" w:unhideWhenUsed="1"/>
+    <w:lsdException w:name="index heading" w:semiHidden="1" w:unhideWhenUsed="1"/>
+    <w:lsdException w:name="toc 4" w:uiPriority="39" w:semiHidden="1" w:unhideWhenUsed="1"/>
+    <w:lsdException w:name="Note Heading" w:semiHidden="1" w:unhideWhenUsed="1"/>
+    <w:lsdException w:name="Strong" w:uiPriority="22" w:qFormat="1"/>
+    <w:lsdException w:name="Body Text" w:semiHidden="1" w:unhideWhenUsed="1"/>
+    <w:lsdException w:name="index 2" w:semiHidden="1" w:unhideWhenUsed="1"/>
+    <w:lsdException w:name="annotation reference" w:semiHidden="1" w:unhideWhenUsed="1"/>
+    <w:lsdException w:name="index 9" w:semiHidden="1" w:unhideWhenUsed="1"/>
+    <w:lsdException w:name="index 6" w:semiHidden="1" w:unhideWhenUsed="1"/>
+    <w:lsdException w:name="index 3" w:semiHidden="1" w:unhideWhenUsed="1"/>
+    <w:lsdException w:name="heading 4" w:uiPriority="9" w:semiHidden="1" w:unhideWhenUsed="1" w:qFormat="1"/>
+    <w:lsdException w:name="heading 9" w:uiPriority="9" w:semiHidden="1" w:unhideWhenUsed="1" w:qFormat="1"/>
+    <w:lsdException w:name="heading 5" w:uiPriority="9" w:semiHidden="1" w:unhideWhenUsed="1" w:qFormat="1"/>
+    <w:lsdException w:name="List Bullet 2" w:semiHidden="1" w:unhideWhenUsed="1"/>
+    <w:lsdException w:name="List Number 2" w:semiHidden="1" w:unhideWhenUsed="1"/>
+    <w:lsdException w:name="footnote text" w:semiHidden="1" w:unhideWhenUsed="1"/>
+    <w:lsdException w:name="List 2" w:semiHidden="1" w:unhideWhenUsed="1"/>
+    <w:lsdException w:name="List 5" w:semiHidden="1" w:unhideWhenUsed="1"/>
+    <w:lsdException w:name="Body Text 2" w:semiHidden="1" w:unhideWhenUsed="1"/>
+    <w:lsdException w:name="envelope address" w:semiHidden="1" w:unhideWhenUsed="1"/>
+    <w:lsdException w:name="toc 9" w:uiPriority="39" w:semiHidden="1" w:unhideWhenUsed="1"/>
+    <w:lsdException w:name="toc 5" w:uiPriority="39" w:semiHidden="1" w:unhideWhenUsed="1"/>
+    <w:lsdException w:name="Normal Indent" w:semiHidden="1" w:unhideWhenUsed="1"/>
+    <w:lsdException w:name="Body Text First Indent" w:semiHidden="1" w:unhideWhenUsed="1"/>
+    <w:lsdException w:name="heading 6" w:uiPriority="9" w:semiHidden="1" w:unhideWhenUsed="1" w:qFormat="1"/>
+    <w:lsdException w:name="List Number 5" w:semiHidden="1" w:unhideWhenUsed="1"/>
+    <w:lsdException w:name="Closing" w:semiHidden="1" w:unhideWhenUsed="1"/>
+    <w:lsdException w:name="Signature" w:semiHidden="1" w:unhideWhenUsed="1"/>
+    <w:lsdException w:name="List Continue 2" w:semiHidden="1" w:unhideWhenUsed="1"/>
+    <w:lsdException w:name="List Bullet 3" w:semiHidden="1" w:unhideWhenUsed="1"/>
+    <w:lsdException w:name="List" w:semiHidden="1" w:unhideWhenUsed="1"/>
+    <w:lsdException w:name="macro" w:semiHidden="1" w:unhideWhenUsed="1"/>
+    <w:lsdException w:name="envelope return" w:semiHidden="1" w:unhideWhenUsed="1"/>
+    <w:lsdException w:name="toa heading" w:semiHidden="1" w:unhideWhenUsed="1"/>
+    <w:lsdException w:name="List Bullet" w:semiHidden="1" w:unhideWhenUsed="1"/>
+    <w:lsdException w:name="toc 6" w:uiPriority="39" w:semiHidden="1" w:unhideWhenUsed="1"/>
+    <w:lsdException w:name="toc 1" w:uiPriority="39" w:semiHidden="1" w:unhideWhenUsed="1"/>
+    <w:lsdException w:name="toc 2" w:uiPriority="39" w:semiHidden="1" w:unhideWhenUsed="1"/>
+    <w:lsdException w:name="caption" w:uiPriority="35" w:semiHidden="1" w:unhideWhenUsed="1" w:qFormat="1"/>
+    <w:lsdException w:name="Title" w:uiPriority="10" w:qFormat="1"/>
+    <w:lsdException w:name="index 7" w:semiHidden="1" w:unhideWhenUsed="1"/>
+    <w:lsdException w:name="Salutation" w:semiHidden="1" w:unhideWhenUsed="1"/>
+    <w:lsdException w:name="index 4" w:semiHidden="1" w:unhideWhenUsed="1"/>
+    <w:lsdException w:name="Block Text" w:semiHidden="1" w:unhideWhenUsed="1"/>
+    <w:lsdException w:name="heading 1" w:uiPriority="9" w:qFormat="1"/>
+    <w:lsdException w:name="heading 2" w:uiPriority="9" w:semiHidden="1" w:unhideWhenUsed="1" w:qFormat="1"/>
+    <w:lsdException w:name="FollowedHyperlink" w:semiHidden="1" w:unhideWhenUsed="1"/>
+    <w:lsdException w:name="List Number 4" w:semiHidden="1" w:unhideWhenUsed="1"/>
+    <w:lsdException w:name="endnote reference" w:semiHidden="1" w:unhideWhenUsed="1"/>
+    <w:lsdException w:name="List Continue 5" w:semiHidden="1" w:unhideWhenUsed="1"/>
+    <w:lsdException w:name="List 3" w:semiHidden="1" w:unhideWhenUsed="1"/>
+    <w:lsdException w:name="List Bullet 4" w:semiHidden="1" w:unhideWhenUsed="1"/>
+    <w:lsdException w:name="Body Text Indent" w:semiHidden="1" w:unhideWhenUsed="1"/>
+    <w:lsdException w:name="Hyperlink" w:semiHidden="1" w:unhideWhenUsed="1"/>
+    <w:lsdException w:name="Subtitle" w:uiPriority="11" w:qFormat="1"/>
+    <w:lsdException w:name="line number" w:semiHidden="1" w:unhideWhenUsed="1"/>
+    <w:lsdException w:name="index 8" w:semiHidden="1" w:unhideWhenUsed="1"/>
+    <w:lsdException w:name="index 1" w:semiHidden="1" w:unhideWhenUsed="1"/>
     <w:lsdException w:name="page number" w:semiHidden="1" w:unhideWhenUsed="1"/>
+    <w:lsdException w:name="heading 7" w:uiPriority="9" w:semiHidden="1" w:unhideWhenUsed="1" w:qFormat="1"/>
+    <w:lsdException w:name="heading 8" w:uiPriority="9" w:semiHidden="1" w:unhideWhenUsed="1" w:qFormat="1"/>
+    <w:lsdException w:name="Normal" w:uiPriority="0" w:qFormat="1"/>
+    <w:lsdException w:name="Body Text Indent 3" w:semiHidden="1" w:unhideWhenUsed="1"/>
+    <w:lsdException w:name="List Number 3" w:semiHidden="1" w:unhideWhenUsed="1"/>
+    <w:lsdException w:name="List Continue 4" w:semiHidden="1" w:unhideWhenUsed="1"/>
+    <w:lsdException w:name="Default Paragraph Font" w:uiPriority="1" w:semiHidden="1" w:unhideWhenUsed="1"/>
     <w:lsdException w:name="Message Header" w:semiHidden="1" w:unhideWhenUsed="1"/>
-    <w:lsdException w:name="envelope address" w:semiHidden="1" w:unhideWhenUsed="1"/>
-    <w:lsdException w:name="annotation text" w:semiHidden="1" w:unhideWhenUsed="1"/>
-    <w:lsdException w:name="Body Text First Indent" w:semiHidden="1" w:unhideWhenUsed="1"/>
-    <w:lsdException w:name="annotation reference" w:semiHidden="1" w:unhideWhenUsed="1"/>
-    <w:lsdException w:name="Date" w:semiHidden="1" w:unhideWhenUsed="1"/>
-    <w:lsdException w:name="List Number 5" w:semiHidden="1" w:unhideWhenUsed="1"/>
-    <w:lsdException w:name="Subtitle" w:uiPriority="11" w:qFormat="1"/>
-    <w:lsdException w:name="List Bullet" w:semiHidden="1" w:unhideWhenUsed="1"/>
-    <w:lsdException w:name="Note Heading" w:semiHidden="1" w:unhideWhenUsed="1"/>
-    <w:lsdException w:name="List Bullet 5" w:semiHidden="1" w:unhideWhenUsed="1"/>
+    <w:lsdException w:name="table of figures" w:semiHidden="1" w:unhideWhenUsed="1"/>
+    <w:lsdException w:name="List Number" w:semiHidden="1" w:unhideWhenUsed="1"/>
+    <w:lsdException w:name="toc 7" w:uiPriority="39" w:semiHidden="1" w:unhideWhenUsed="1"/>
+    <w:lsdException w:name="Body Text Indent 2" w:semiHidden="1" w:unhideWhenUsed="1"/>
+    <w:lsdException w:name="toc 8" w:uiPriority="39" w:semiHidden="1" w:unhideWhenUsed="1"/>
     <w:lsdException w:name="toc 3" w:uiPriority="39" w:semiHidden="1" w:unhideWhenUsed="1"/>
-    <w:lsdException w:name="toc 8" w:uiPriority="39" w:semiHidden="1" w:unhideWhenUsed="1"/>
-    <w:lsdException w:name="Body Text" w:semiHidden="1" w:unhideWhenUsed="1"/>
-    <w:lsdException w:name="List Continue" w:semiHidden="1" w:unhideWhenUsed="1"/>
-    <w:lsdException w:name="Body Text Indent 3" w:semiHidden="1" w:unhideWhenUsed="1"/>
-    <w:lsdException w:name="Block Text" w:semiHidden="1" w:unhideWhenUsed="1"/>
-    <w:lsdException w:name="envelope return" w:semiHidden="1" w:unhideWhenUsed="1"/>
-    <w:lsdException w:name="caption" w:uiPriority="35" w:semiHidden="1" w:unhideWhenUsed="1" w:qFormat="1"/>
-    <w:lsdException w:name="heading 4" w:uiPriority="9" w:semiHidden="1" w:unhideWhenUsed="1" w:qFormat="1"/>
-    <w:lsdException w:name="table of figures" w:semiHidden="1" w:unhideWhenUsed="1"/>
-    <w:lsdException w:name="Title" w:uiPriority="10" w:qFormat="1"/>
-    <w:lsdException w:name="Strong" w:uiPriority="22" w:qFormat="1"/>
-    <w:lsdException w:name="Body Text Indent 2" w:semiHidden="1" w:unhideWhenUsed="1"/>
-    <w:lsdException w:name="List Continue 3" w:semiHidden="1" w:unhideWhenUsed="1"/>
-    <w:lsdException w:name="List 4" w:semiHidden="1" w:unhideWhenUsed="1"/>
-    <w:lsdException w:name="index heading" w:semiHidden="1" w:unhideWhenUsed="1"/>
-    <w:lsdException w:name="Body Text Indent" w:semiHidden="1" w:unhideWhenUsed="1"/>
-    <w:lsdException w:name="table of authorities" w:semiHidden="1" w:unhideWhenUsed="1"/>
-    <w:lsdException w:name="List Continue 2" w:semiHidden="1" w:unhideWhenUsed="1"/>
-    <w:lsdException w:name="List 5" w:semiHidden="1" w:unhideWhenUsed="1"/>
-    <w:lsdException w:name="List 2" w:semiHidden="1" w:unhideWhenUsed="1"/>
-    <w:lsdException w:name="List Number 4" w:semiHidden="1" w:unhideWhenUsed="1"/>
-    <w:lsdException w:name="Body Text First Indent 2" w:semiHidden="1" w:unhideWhenUsed="1"/>
-    <w:lsdException w:name="Hyperlink" w:semiHidden="1" w:unhideWhenUsed="1"/>
-    <w:lsdException w:name="footer" w:semiHidden="1" w:unhideWhenUsed="1"/>
-    <w:lsdException w:name="index 8" w:semiHidden="1" w:unhideWhenUsed="1"/>
-    <w:lsdException w:name="footnote reference" w:semiHidden="1" w:unhideWhenUsed="1"/>
-    <w:lsdException w:name="List 3" w:semiHidden="1" w:unhideWhenUsed="1"/>
-    <w:lsdException w:name="index 5" w:semiHidden="1" w:unhideWhenUsed="1"/>
-    <w:lsdException w:name="heading 2" w:uiPriority="9" w:semiHidden="1" w:unhideWhenUsed="1" w:qFormat="1"/>
-    <w:lsdException w:name="toc 4" w:uiPriority="39" w:semiHidden="1" w:unhideWhenUsed="1"/>
-    <w:lsdException w:name="toc 9" w:uiPriority="39" w:semiHidden="1" w:unhideWhenUsed="1"/>
-    <w:lsdException w:name="line number" w:semiHidden="1" w:unhideWhenUsed="1"/>
-    <w:lsdException w:name="heading 9" w:uiPriority="9" w:semiHidden="1" w:unhideWhenUsed="1" w:qFormat="1"/>
-    <w:lsdException w:name="toc 5" w:uiPriority="39" w:semiHidden="1" w:unhideWhenUsed="1"/>
-    <w:lsdException w:name="index 6" w:semiHidden="1" w:unhideWhenUsed="1"/>
-    <w:lsdException w:name="heading 5" w:uiPriority="9" w:semiHidden="1" w:unhideWhenUsed="1" w:qFormat="1"/>
-    <w:lsdException w:name="toc 1" w:uiPriority="39" w:semiHidden="1" w:unhideWhenUsed="1"/>
-    <w:lsdException w:name="toc 6" w:uiPriority="39" w:semiHidden="1" w:unhideWhenUsed="1"/>
-    <w:lsdException w:name="index 1" w:semiHidden="1" w:unhideWhenUsed="1"/>
-    <w:lsdException w:name="Salutation" w:semiHidden="1" w:unhideWhenUsed="1"/>
-    <w:lsdException w:name="toa heading" w:semiHidden="1" w:unhideWhenUsed="1"/>
-    <w:lsdException w:name="Default Paragraph Font" w:uiPriority="1" w:semiHidden="1" w:unhideWhenUsed="1"/>
-    <w:lsdException w:name="List Continue 5" w:semiHidden="1" w:unhideWhenUsed="1"/>
-    <w:lsdException w:name="Body Text 3" w:semiHidden="1" w:unhideWhenUsed="1"/>
-    <w:lsdException w:name="heading 1" w:uiPriority="9" w:qFormat="1"/>
-    <w:lsdException w:name="Body Text 2" w:semiHidden="1" w:unhideWhenUsed="1"/>
-    <w:lsdException w:name="toc 2" w:uiPriority="39" w:semiHidden="1" w:unhideWhenUsed="1"/>
-    <w:lsdException w:name="Closing" w:semiHidden="1" w:unhideWhenUsed="1"/>
-    <w:lsdException w:name="Normal Indent" w:semiHidden="1" w:unhideWhenUsed="1"/>
-    <w:lsdException w:name="index 3" w:semiHidden="1" w:unhideWhenUsed="1"/>
-    <w:lsdException w:name="List Bullet 2" w:semiHidden="1" w:unhideWhenUsed="1"/>
-    <w:lsdException w:name="List Continue 4" w:semiHidden="1" w:unhideWhenUsed="1"/>
-    <w:lsdException w:name="index 9" w:semiHidden="1" w:unhideWhenUsed="1"/>
-    <w:lsdException w:name="endnote reference" w:semiHidden="1" w:unhideWhenUsed="1"/>
-    <w:lsdException w:name="index 2" w:semiHidden="1" w:unhideWhenUsed="1"/>
-    <w:lsdException w:name="heading 3" w:uiPriority="9" w:semiHidden="1" w:unhideWhenUsed="1" w:qFormat="1"/>
-    <w:lsdException w:name="Signature" w:semiHidden="1" w:unhideWhenUsed="1"/>
-    <w:lsdException w:name="List Number 2" w:semiHidden="1" w:unhideWhenUsed="1"/>
-    <w:lsdException w:name="heading 6" w:uiPriority="9" w:semiHidden="1" w:unhideWhenUsed="1" w:qFormat="1"/>
-    <w:lsdException w:name="index 7" w:semiHidden="1" w:unhideWhenUsed="1"/>
-    <w:lsdException w:name="toc 7" w:uiPriority="39" w:semiHidden="1" w:unhideWhenUsed="1"/>
-    <w:lsdException w:name="List Bullet 3" w:semiHidden="1" w:unhideWhenUsed="1"/>
-    <w:lsdException w:name="List Number 3" w:semiHidden="1" w:unhideWhenUsed="1"/>
-    <w:lsdException w:name="endnote text" w:semiHidden="1" w:unhideWhenUsed="1"/>
-    <w:lsdException w:name="heading 7" w:uiPriority="9" w:semiHidden="1" w:unhideWhenUsed="1" w:qFormat="1"/>
-    <w:lsdException w:name="List" w:semiHidden="1" w:unhideWhenUsed="1"/>
-    <w:lsdException w:name="List Number" w:semiHidden="1" w:unhideWhenUsed="1"/>
-    <w:lsdException w:name="FollowedHyperlink" w:semiHidden="1" w:unhideWhenUsed="1"/>
-    <w:lsdException w:name="List Bullet 4" w:semiHidden="1" w:unhideWhenUsed="1"/>
-    <w:lsdException w:name="index 4" w:semiHidden="1" w:unhideWhenUsed="1"/>
-    <w:lsdException w:name="footnote text" w:semiHidden="1" w:unhideWhenUsed="1"/>
-    <w:lsdException w:name="macro" w:semiHidden="1" w:unhideWhenUsed="1"/>
-    <w:lsdException w:name="header" w:semiHidden="1" w:unhideWhenUsed="1"/>
-    <w:lsdException w:name="Normal" w:uiPriority="0" w:qFormat="1"/>
-    <w:lsdException w:name="heading 8" w:uiPriority="9" w:semiHidden="1" w:unhideWhenUsed="1" w:qFormat="1"/>
   </w:latentStyles>
-  <w:style w:type="paragraph" w:styleId="000002">
+  <w:style w:type="paragraph" w:styleId="000001">
     <w:name w:val="heading 1"/>
-    <w:basedOn w:val="Normal"/>
-    <w:next w:val="Normal"/>
+    <w:basedOn w:val="000002"/>
+    <w:next w:val="000002"/>
     <w:uiPriority w:val="9"/>
     <w:qFormat w:val="1"/>
     <w:pPr>
@@ -527,8 +540,8 @@
   </w:style>
   <w:style w:type="paragraph" w:styleId="000003">
     <w:name w:val="heading 2"/>
-    <w:basedOn w:val="Normal"/>
-    <w:next w:val="Normal"/>
+    <w:basedOn w:val="000002"/>
+    <w:next w:val="000002"/>
     <w:uiPriority w:val="9"/>
     <w:qFormat w:val="1"/>
     <w:pPr>
